--- a/docs/GalSync-Operations-Runbook.docx
+++ b/docs/GalSync-Operations-Runbook.docx
@@ -725,6 +725,106 @@
       </w:pPr>
       <w:r>
         <w:t xml:space="preserve">Publish the configuration blob and let the next scheduled run apply it. Watch the create/update ceilings.</w:t>
+      </w:r>
+    </w:p>
+    <w:p>
+      <w:pPr>
+        <w:pStyle w:val="Heading2"/>
+        <w:keepNext/>
+        <w:spacing w:after="140" w:before="260"/>
+      </w:pPr>
+      <w:r>
+        <w:t xml:space="preserve">3.7 Pause or resume the scheduled sync</w:t>
+      </w:r>
+    </w:p>
+    <w:p>
+      <w:pPr>
+        <w:spacing w:after="120" w:before="0" w:line="276"/>
+      </w:pPr>
+      <w:r>
+        <w:t xml:space="preserve">The hourly schedule exists only once </w:t>
+      </w:r>
+      <w:r>
+        <w:rPr>
+          <w:rFonts w:ascii="Consolas" w:cs="Consolas" w:eastAsia="Consolas" w:hAnsi="Consolas"/>
+          <w:sz w:val="19"/>
+          <w:szCs w:val="19"/>
+        </w:rPr>
+        <w:t xml:space="preserve">infra/main.bicep</w:t>
+      </w:r>
+      <w:r>
+        <w:t xml:space="preserve"> has been deployed with </w:t>
+      </w:r>
+      <w:r>
+        <w:rPr>
+          <w:rFonts w:ascii="Consolas" w:cs="Consolas" w:eastAsia="Consolas" w:hAnsi="Consolas"/>
+          <w:sz w:val="19"/>
+          <w:szCs w:val="19"/>
+        </w:rPr>
+        <w:t xml:space="preserve">enableSchedule = true</w:t>
+      </w:r>
+      <w:r>
+        <w:t xml:space="preserve"> (design Phase 6). Redeploying with </w:t>
+      </w:r>
+      <w:r>
+        <w:rPr>
+          <w:rFonts w:ascii="Consolas" w:cs="Consolas" w:eastAsia="Consolas" w:hAnsi="Consolas"/>
+          <w:sz w:val="19"/>
+          <w:szCs w:val="19"/>
+        </w:rPr>
+        <w:t xml:space="preserve">enableSchedule = false</w:t>
+      </w:r>
+      <w:r>
+        <w:t xml:space="preserve"> does not remove or disable an existing schedule: an incremental deployment skips the resource rather than deleting it. To pause and resume, change the schedule directly:</w:t>
+      </w:r>
+    </w:p>
+    <w:p>
+      <w:pPr>
+        <w:shd w:fill="F2F4F7" w:val="clear"/>
+        <w:spacing w:after="0" w:before="60" w:line="240"/>
+        <w:ind w:left="180" w:right="180"/>
+      </w:pPr>
+      <w:r>
+        <w:rPr>
+          <w:rFonts w:ascii="Consolas" w:cs="Consolas" w:eastAsia="Consolas" w:hAnsi="Consolas"/>
+          <w:sz w:val="17"/>
+          <w:szCs w:val="17"/>
+        </w:rPr>
+        <w:t xml:space="preserve">Set-AzAutomationSchedule -ResourceGroupName rg-galsync-prod -AutomationAccountName aa-galsync-prod `</w:t>
+      </w:r>
+    </w:p>
+    <w:p>
+      <w:pPr>
+        <w:shd w:fill="F2F4F7" w:val="clear"/>
+        <w:spacing w:after="160" w:before="0" w:line="240"/>
+        <w:ind w:left="180" w:right="180"/>
+      </w:pPr>
+      <w:r>
+        <w:rPr>
+          <w:rFonts w:ascii="Consolas" w:cs="Consolas" w:eastAsia="Consolas" w:hAnsi="Consolas"/>
+          <w:sz w:val="17"/>
+          <w:szCs w:val="17"/>
+        </w:rPr>
+        <w:t xml:space="preserve">    -Name galsync-every-1h -IsEnabled $false    # pause; use $true to resume</w:t>
+      </w:r>
+    </w:p>
+    <w:p>
+      <w:pPr>
+        <w:spacing w:after="120" w:before="0" w:line="276"/>
+      </w:pPr>
+      <w:r>
+        <w:t xml:space="preserve">When redeploying the template with the schedule enabled, leave </w:t>
+      </w:r>
+      <w:r>
+        <w:rPr>
+          <w:rFonts w:ascii="Consolas" w:cs="Consolas" w:eastAsia="Consolas" w:hAnsi="Consolas"/>
+          <w:sz w:val="19"/>
+          <w:szCs w:val="19"/>
+        </w:rPr>
+        <w:t xml:space="preserve">scheduleStartTime</w:t>
+      </w:r>
+      <w:r>
+        <w:t xml:space="preserve"> at its default (one hour after deployment) or supply a future UTC time. A start time in the past fails the deployment.</w:t>
       </w:r>
     </w:p>
     <w:p>
@@ -2093,7 +2193,37 @@
                 <w:sz w:val="19"/>
                 <w:szCs w:val="19"/>
               </w:rPr>
-              <w:t xml:space="preserve">, re-grant the managed identity RBAC, republish the runbook content, re-import modules. Target: 4 hours. No data loss — the state lives on the contacts themselves</w:t>
+              <w:t xml:space="preserve"> with </w:t>
+            </w:r>
+            <w:r>
+              <w:rPr>
+                <w:rFonts w:ascii="Consolas" w:cs="Consolas" w:eastAsia="Consolas" w:hAnsi="Consolas"/>
+                <w:sz w:val="19"/>
+                <w:szCs w:val="19"/>
+              </w:rPr>
+              <w:t xml:space="preserve">enableSchedule = false</w:t>
+            </w:r>
+            <w:r>
+              <w:rPr>
+                <w:sz w:val="19"/>
+                <w:szCs w:val="19"/>
+              </w:rPr>
+              <w:t xml:space="preserve">, re-grant the managed identity RBAC, republish the runbook content and re-import modules (including GalSync), then redeploy with </w:t>
+            </w:r>
+            <w:r>
+              <w:rPr>
+                <w:rFonts w:ascii="Consolas" w:cs="Consolas" w:eastAsia="Consolas" w:hAnsi="Consolas"/>
+                <w:sz w:val="19"/>
+                <w:szCs w:val="19"/>
+              </w:rPr>
+              <w:t xml:space="preserve">enableSchedule = true</w:t>
+            </w:r>
+            <w:r>
+              <w:rPr>
+                <w:sz w:val="19"/>
+                <w:szCs w:val="19"/>
+              </w:rPr>
+              <w:t xml:space="preserve"> — the schedule link cannot be created against an unpublished runbook. Target: 4 hours. No data loss — the state lives on the contacts themselves</w:t>
             </w:r>
           </w:p>
         </w:tc>
